--- a/Cuneyt Terzi_CSE 548_SDN-Based DoS Attacks and Mitigation.docx
+++ b/Cuneyt Terzi_CSE 548_SDN-Based DoS Attacks and Mitigation.docx
@@ -273,12 +273,37 @@
     <w:p>
       <w:pPr>
         <w:pStyle w:val="29"/>
+        <w:rPr>
+          <w:rFonts w:hint="default"/>
+        </w:rPr>
       </w:pPr>
       <w:r>
         <w:rPr>
           <w:rFonts w:hint="default"/>
         </w:rPr>
         <w:t xml:space="preserve">•ovs-ofctl / ovs-vsctl — Open vSwitch </w:t>
+      </w:r>
+    </w:p>
+    <w:p>
+      <w:pPr>
+        <w:pStyle w:val="29"/>
+        <w:rPr>
+          <w:rFonts w:hint="default"/>
+          <w:lang w:val="en-US"/>
+        </w:rPr>
+      </w:pPr>
+      <w:r>
+        <w:rPr>
+          <w:rFonts w:hint="default"/>
+        </w:rPr>
+        <w:t>•</w:t>
+      </w:r>
+      <w:r>
+        <w:rPr>
+          <w:rFonts w:hint="default"/>
+          <w:lang w:val="en-US"/>
+        </w:rPr>
+        <w:t>hping3</w:t>
       </w:r>
     </w:p>
     <w:p>
@@ -505,7 +530,7 @@
           <w:rFonts w:hint="default"/>
           <w:lang w:val="en-US"/>
         </w:rPr>
-        <w:t>We launch the POX controller from the command line inputting the 2 config files for L2 and L3 rules.</w:t>
+        <w:t>We launch the POX controller from the command line first using the default l2_learning algorithm. This will not drop any packets by default and thus is vulnerable to DDOS attacks.</w:t>
       </w:r>
     </w:p>
     <w:p>
@@ -524,7 +549,24 @@
           <w:sz w:val="18"/>
           <w:szCs w:val="18"/>
         </w:rPr>
-        <w:t>sudo ./pox.py openflow.of_01 --port=6655 pox.forwarding.l3_learning</w:t>
+        <w:t>sudo ./pox.py openflow.of_01 --port=6655 pox.forwarding.l</w:t>
+      </w:r>
+      <w:r>
+        <w:rPr>
+          <w:rFonts w:hint="default"/>
+          <w:sz w:val="18"/>
+          <w:szCs w:val="18"/>
+          <w:lang w:val="en-US"/>
+        </w:rPr>
+        <w:t>2</w:t>
+      </w:r>
+      <w:r>
+        <w:rPr>
+          <w:rFonts w:hint="default"/>
+          <w:sz w:val="18"/>
+          <w:szCs w:val="18"/>
+        </w:rPr>
+        <w:t>_learning</w:t>
       </w:r>
     </w:p>
     <w:p>
@@ -537,9 +579,9 @@
       <w:r>
         <w:drawing>
           <wp:inline distT="0" distB="0" distL="114300" distR="114300">
-            <wp:extent cx="6577330" cy="4491355"/>
-            <wp:effectExtent l="0" t="0" r="1270" b="4445"/>
-            <wp:docPr id="2" name="Picture 1"/>
+            <wp:extent cx="6573520" cy="3314700"/>
+            <wp:effectExtent l="0" t="0" r="5080" b="12700"/>
+            <wp:docPr id="5" name="Picture 4"/>
             <wp:cNvGraphicFramePr>
               <a:graphicFrameLocks xmlns:a="http://schemas.openxmlformats.org/drawingml/2006/main" noChangeAspect="1"/>
             </wp:cNvGraphicFramePr>
@@ -547,7 +589,7 @@
               <a:graphicData uri="http://schemas.openxmlformats.org/drawingml/2006/picture">
                 <pic:pic xmlns:pic="http://schemas.openxmlformats.org/drawingml/2006/picture">
                   <pic:nvPicPr>
-                    <pic:cNvPr id="2" name="Picture 1"/>
+                    <pic:cNvPr id="5" name="Picture 4"/>
                     <pic:cNvPicPr>
                       <a:picLocks noChangeAspect="1"/>
                     </pic:cNvPicPr>
@@ -561,7 +603,7 @@
                   <pic:spPr>
                     <a:xfrm>
                       <a:off x="0" y="0"/>
-                      <a:ext cx="6577330" cy="4491355"/>
+                      <a:ext cx="6573520" cy="3314700"/>
                     </a:xfrm>
                     <a:prstGeom prst="rect">
                       <a:avLst/>
@@ -577,8 +619,6 @@
           </wp:inline>
         </w:drawing>
       </w:r>
-      <w:bookmarkStart w:id="0" w:name="_GoBack"/>
-      <w:bookmarkEnd w:id="0"/>
     </w:p>
     <w:p>
       <w:pPr>
@@ -643,7 +683,7 @@
           <w:szCs w:val="18"/>
           <w:lang w:val="en-US"/>
         </w:rPr>
-        <w:t>./mininet_topo</w:t>
+        <w:t>python3 ./mininet_topo</w:t>
       </w:r>
       <w:r>
         <w:rPr>
@@ -667,15 +707,464 @@
       <w:pPr>
         <w:pStyle w:val="29"/>
       </w:pPr>
-    </w:p>
-    <w:p>
-      <w:pPr>
-        <w:pStyle w:val="29"/>
-      </w:pPr>
-    </w:p>
-    <w:p>
-      <w:pPr>
-        <w:pStyle w:val="29"/>
+      <w:r>
+        <w:drawing>
+          <wp:inline distT="0" distB="0" distL="114300" distR="114300">
+            <wp:extent cx="6581775" cy="3708400"/>
+            <wp:effectExtent l="0" t="0" r="22225" b="0"/>
+            <wp:docPr id="4" name="Picture 3"/>
+            <wp:cNvGraphicFramePr>
+              <a:graphicFrameLocks xmlns:a="http://schemas.openxmlformats.org/drawingml/2006/main" noChangeAspect="1"/>
+            </wp:cNvGraphicFramePr>
+            <a:graphic xmlns:a="http://schemas.openxmlformats.org/drawingml/2006/main">
+              <a:graphicData uri="http://schemas.openxmlformats.org/drawingml/2006/picture">
+                <pic:pic xmlns:pic="http://schemas.openxmlformats.org/drawingml/2006/picture">
+                  <pic:nvPicPr>
+                    <pic:cNvPr id="4" name="Picture 3"/>
+                    <pic:cNvPicPr>
+                      <a:picLocks noChangeAspect="1"/>
+                    </pic:cNvPicPr>
+                  </pic:nvPicPr>
+                  <pic:blipFill>
+                    <a:blip r:embed="rId9"/>
+                    <a:stretch>
+                      <a:fillRect/>
+                    </a:stretch>
+                  </pic:blipFill>
+                  <pic:spPr>
+                    <a:xfrm>
+                      <a:off x="0" y="0"/>
+                      <a:ext cx="6581775" cy="3708400"/>
+                    </a:xfrm>
+                    <a:prstGeom prst="rect">
+                      <a:avLst/>
+                    </a:prstGeom>
+                    <a:noFill/>
+                    <a:ln>
+                      <a:noFill/>
+                    </a:ln>
+                  </pic:spPr>
+                </pic:pic>
+              </a:graphicData>
+            </a:graphic>
+          </wp:inline>
+        </w:drawing>
+      </w:r>
+    </w:p>
+    <w:p>
+      <w:pPr>
+        <w:pStyle w:val="29"/>
+      </w:pPr>
+    </w:p>
+    <w:p>
+      <w:pPr>
+        <w:pStyle w:val="29"/>
+        <w:rPr>
+          <w:rFonts w:hint="default"/>
+          <w:sz w:val="18"/>
+          <w:szCs w:val="18"/>
+          <w:highlight w:val="lightGray"/>
+          <w:lang w:val="en-US"/>
+        </w:rPr>
+      </w:pPr>
+      <w:r>
+        <w:rPr>
+          <w:rFonts w:hint="default"/>
+          <w:lang w:val="en-US"/>
+        </w:rPr>
+        <w:t>Step 4: Perform the Flood</w:t>
+      </w:r>
+      <w:r>
+        <w:rPr>
+          <w:rFonts w:hint="default"/>
+          <w:lang w:val="en-US"/>
+        </w:rPr>
+        <w:br w:type="textWrapping"/>
+      </w:r>
+      <w:r>
+        <w:rPr>
+          <w:rFonts w:hint="default"/>
+          <w:lang w:val="en-US"/>
+        </w:rPr>
+        <w:tab/>
+      </w:r>
+      <w:r>
+        <w:rPr>
+          <w:rFonts w:hint="default"/>
+          <w:sz w:val="18"/>
+          <w:szCs w:val="18"/>
+          <w:highlight w:val="lightGray"/>
+          <w:lang w:val="en-US"/>
+        </w:rPr>
+        <w:t>h1 hping3 192.168.2.20 -c 10000 -S --flood --rand-source -V</w:t>
+      </w:r>
+    </w:p>
+    <w:p>
+      <w:pPr>
+        <w:pStyle w:val="29"/>
+        <w:rPr>
+          <w:rFonts w:hint="default"/>
+          <w:sz w:val="18"/>
+          <w:szCs w:val="18"/>
+          <w:highlight w:val="lightGray"/>
+          <w:lang w:val="en-US"/>
+        </w:rPr>
+      </w:pPr>
+    </w:p>
+    <w:p>
+      <w:pPr>
+        <w:pStyle w:val="29"/>
+        <w:rPr>
+          <w:rFonts w:hint="default"/>
+          <w:sz w:val="20"/>
+          <w:szCs w:val="20"/>
+          <w:highlight w:val="none"/>
+          <w:lang w:val="en-US"/>
+        </w:rPr>
+      </w:pPr>
+      <w:r>
+        <w:rPr>
+          <w:rFonts w:hint="default"/>
+          <w:sz w:val="20"/>
+          <w:szCs w:val="20"/>
+          <w:highlight w:val="none"/>
+          <w:lang w:val="en-US"/>
+        </w:rPr>
+        <w:t xml:space="preserve">hping3 has two switches which make the ddos attack possible and they are -flood and -rand-source. -rand-source especially randomizes the source Ip of the packets it sends so they look like they come from different sources. this ensures each of these packets get sent to the conroller for any matching policies. </w:t>
+      </w:r>
+    </w:p>
+    <w:p>
+      <w:pPr>
+        <w:pStyle w:val="29"/>
+        <w:rPr>
+          <w:rFonts w:hint="default"/>
+          <w:sz w:val="20"/>
+          <w:szCs w:val="20"/>
+          <w:highlight w:val="none"/>
+          <w:lang w:val="en-US"/>
+        </w:rPr>
+      </w:pPr>
+      <w:r>
+        <w:rPr>
+          <w:rFonts w:hint="default"/>
+          <w:sz w:val="20"/>
+          <w:szCs w:val="20"/>
+          <w:highlight w:val="none"/>
+          <w:lang w:val="en-US"/>
+        </w:rPr>
+        <w:t>A ping from the other two hosts end up throwing the error that “Destination host unreachable’ which proves the point that the controller has been overflown with too many packets to process.</w:t>
+      </w:r>
+    </w:p>
+    <w:p>
+      <w:pPr>
+        <w:pStyle w:val="29"/>
+        <w:rPr>
+          <w:rFonts w:hint="default"/>
+          <w:lang w:val="en-US"/>
+        </w:rPr>
+      </w:pPr>
+      <w:r>
+        <w:drawing>
+          <wp:inline distT="0" distB="0" distL="114300" distR="114300">
+            <wp:extent cx="6581775" cy="6696710"/>
+            <wp:effectExtent l="0" t="0" r="22225" b="8890"/>
+            <wp:docPr id="6" name="Picture 5"/>
+            <wp:cNvGraphicFramePr>
+              <a:graphicFrameLocks xmlns:a="http://schemas.openxmlformats.org/drawingml/2006/main" noChangeAspect="1"/>
+            </wp:cNvGraphicFramePr>
+            <a:graphic xmlns:a="http://schemas.openxmlformats.org/drawingml/2006/main">
+              <a:graphicData uri="http://schemas.openxmlformats.org/drawingml/2006/picture">
+                <pic:pic xmlns:pic="http://schemas.openxmlformats.org/drawingml/2006/picture">
+                  <pic:nvPicPr>
+                    <pic:cNvPr id="6" name="Picture 5"/>
+                    <pic:cNvPicPr>
+                      <a:picLocks noChangeAspect="1"/>
+                    </pic:cNvPicPr>
+                  </pic:nvPicPr>
+                  <pic:blipFill>
+                    <a:blip r:embed="rId10"/>
+                    <a:stretch>
+                      <a:fillRect/>
+                    </a:stretch>
+                  </pic:blipFill>
+                  <pic:spPr>
+                    <a:xfrm>
+                      <a:off x="0" y="0"/>
+                      <a:ext cx="6581775" cy="6696710"/>
+                    </a:xfrm>
+                    <a:prstGeom prst="rect">
+                      <a:avLst/>
+                    </a:prstGeom>
+                    <a:noFill/>
+                    <a:ln>
+                      <a:noFill/>
+                    </a:ln>
+                  </pic:spPr>
+                </pic:pic>
+              </a:graphicData>
+            </a:graphic>
+          </wp:inline>
+        </w:drawing>
+      </w:r>
+    </w:p>
+    <w:p>
+      <w:pPr>
+        <w:pStyle w:val="29"/>
+      </w:pPr>
+    </w:p>
+    <w:p>
+      <w:pPr>
+        <w:pStyle w:val="29"/>
+        <w:rPr>
+          <w:rFonts w:hint="default"/>
+          <w:lang w:val="en-US"/>
+        </w:rPr>
+      </w:pPr>
+      <w:r>
+        <w:rPr>
+          <w:rFonts w:hint="default"/>
+          <w:lang w:val="en-US"/>
+        </w:rPr>
+        <w:t>And trying to ping h4 from h3 will end up with “Destination host unreachable” error, as below.</w:t>
+      </w:r>
+      <w:r>
+        <w:rPr>
+          <w:rFonts w:hint="default"/>
+          <w:lang w:val="en-US"/>
+        </w:rPr>
+        <w:br w:type="textWrapping"/>
+      </w:r>
+      <w:r>
+        <w:drawing>
+          <wp:inline distT="0" distB="0" distL="114300" distR="114300">
+            <wp:extent cx="6576695" cy="4036695"/>
+            <wp:effectExtent l="0" t="0" r="1905" b="1905"/>
+            <wp:docPr id="7" name="Picture 6"/>
+            <wp:cNvGraphicFramePr>
+              <a:graphicFrameLocks xmlns:a="http://schemas.openxmlformats.org/drawingml/2006/main" noChangeAspect="1"/>
+            </wp:cNvGraphicFramePr>
+            <a:graphic xmlns:a="http://schemas.openxmlformats.org/drawingml/2006/main">
+              <a:graphicData uri="http://schemas.openxmlformats.org/drawingml/2006/picture">
+                <pic:pic xmlns:pic="http://schemas.openxmlformats.org/drawingml/2006/picture">
+                  <pic:nvPicPr>
+                    <pic:cNvPr id="7" name="Picture 6"/>
+                    <pic:cNvPicPr>
+                      <a:picLocks noChangeAspect="1"/>
+                    </pic:cNvPicPr>
+                  </pic:nvPicPr>
+                  <pic:blipFill>
+                    <a:blip r:embed="rId11"/>
+                    <a:stretch>
+                      <a:fillRect/>
+                    </a:stretch>
+                  </pic:blipFill>
+                  <pic:spPr>
+                    <a:xfrm>
+                      <a:off x="0" y="0"/>
+                      <a:ext cx="6576695" cy="4036695"/>
+                    </a:xfrm>
+                    <a:prstGeom prst="rect">
+                      <a:avLst/>
+                    </a:prstGeom>
+                    <a:noFill/>
+                    <a:ln>
+                      <a:noFill/>
+                    </a:ln>
+                  </pic:spPr>
+                </pic:pic>
+              </a:graphicData>
+            </a:graphic>
+          </wp:inline>
+        </w:drawing>
+      </w:r>
+    </w:p>
+    <w:p>
+      <w:pPr>
+        <w:pStyle w:val="29"/>
+      </w:pPr>
+    </w:p>
+    <w:p>
+      <w:pPr>
+        <w:pStyle w:val="29"/>
+        <w:ind w:left="0" w:leftChars="0" w:firstLine="0" w:firstLineChars="0"/>
+        <w:rPr>
+          <w:rFonts w:hint="default"/>
+          <w:lang w:val="en-US"/>
+        </w:rPr>
+      </w:pPr>
+      <w:r>
+        <w:rPr>
+          <w:rFonts w:hint="default"/>
+          <w:lang w:val="en-US"/>
+        </w:rPr>
+        <w:t>Step 5 : Mitigate DoS Attack by implementing port security in accordance with pseucode posted in Task 3.0</w:t>
+      </w:r>
+    </w:p>
+    <w:p>
+      <w:pPr>
+        <w:pStyle w:val="29"/>
+        <w:ind w:left="0" w:leftChars="0" w:firstLine="0" w:firstLineChars="0"/>
+        <w:rPr>
+          <w:rFonts w:hint="default"/>
+          <w:highlight w:val="lightGray"/>
+          <w:lang w:val="en-US"/>
+        </w:rPr>
+      </w:pPr>
+      <w:r>
+        <w:rPr>
+          <w:rFonts w:hint="default"/>
+          <w:highlight w:val="lightGray"/>
+          <w:lang w:val="en-US"/>
+        </w:rPr>
+        <w:t>Initiate a port table (PT);</w:t>
+      </w:r>
+    </w:p>
+    <w:p>
+      <w:pPr>
+        <w:pStyle w:val="29"/>
+        <w:ind w:left="0" w:leftChars="0" w:firstLine="0" w:firstLineChars="0"/>
+        <w:rPr>
+          <w:rFonts w:hint="default"/>
+          <w:highlight w:val="lightGray"/>
+          <w:lang w:val="en-US"/>
+        </w:rPr>
+      </w:pPr>
+      <w:r>
+        <w:rPr>
+          <w:rFonts w:hint="default"/>
+          <w:highlight w:val="lightGray"/>
+          <w:lang w:val="en-US"/>
+        </w:rPr>
+        <w:t>For any newly received flow, F originated from the source MAC address F.SrcMAC;</w:t>
+      </w:r>
+    </w:p>
+    <w:p>
+      <w:pPr>
+        <w:pStyle w:val="29"/>
+        <w:ind w:left="0" w:leftChars="0" w:firstLine="0" w:firstLineChars="0"/>
+        <w:rPr>
+          <w:rFonts w:hint="default"/>
+          <w:highlight w:val="lightGray"/>
+          <w:lang w:val="en-US"/>
+        </w:rPr>
+      </w:pPr>
+      <w:r>
+        <w:rPr>
+          <w:rFonts w:hint="default"/>
+          <w:highlight w:val="lightGray"/>
+          <w:lang w:val="en-US"/>
+        </w:rPr>
+        <w:t>if F.SrcIP is new;</w:t>
+      </w:r>
+    </w:p>
+    <w:p>
+      <w:pPr>
+        <w:pStyle w:val="29"/>
+        <w:ind w:left="0" w:leftChars="0" w:firstLine="0" w:firstLineChars="0"/>
+        <w:rPr>
+          <w:rFonts w:hint="default"/>
+          <w:highlight w:val="lightGray"/>
+          <w:lang w:val="en-US"/>
+        </w:rPr>
+      </w:pPr>
+      <w:r>
+        <w:rPr>
+          <w:rFonts w:hint="default"/>
+          <w:highlight w:val="lightGray"/>
+          <w:lang w:val="en-US"/>
+        </w:rPr>
+        <w:t>update PT with the mapping F.SrcMAC &lt;--&gt; F.SrcIP;</w:t>
+      </w:r>
+    </w:p>
+    <w:p>
+      <w:pPr>
+        <w:pStyle w:val="29"/>
+        <w:ind w:left="0" w:leftChars="0" w:firstLine="0" w:firstLineChars="0"/>
+        <w:rPr>
+          <w:rFonts w:hint="default"/>
+          <w:highlight w:val="lightGray"/>
+          <w:lang w:val="en-US"/>
+        </w:rPr>
+      </w:pPr>
+      <w:r>
+        <w:rPr>
+          <w:rFonts w:hint="default"/>
+          <w:highlight w:val="lightGray"/>
+          <w:lang w:val="en-US"/>
+        </w:rPr>
+        <w:t>else</w:t>
+      </w:r>
+    </w:p>
+    <w:p>
+      <w:pPr>
+        <w:pStyle w:val="29"/>
+        <w:ind w:left="0" w:leftChars="0" w:firstLine="0" w:firstLineChars="0"/>
+        <w:rPr>
+          <w:rFonts w:hint="default"/>
+          <w:highlight w:val="lightGray"/>
+          <w:lang w:val="en-US"/>
+        </w:rPr>
+      </w:pPr>
+      <w:r>
+        <w:rPr>
+          <w:rFonts w:hint="default"/>
+          <w:highlight w:val="lightGray"/>
+          <w:lang w:val="en-US"/>
+        </w:rPr>
+        <w:t>block F.SrcMAC % Block a MAC address that had spoofed multiple IP addresses</w:t>
+      </w:r>
+    </w:p>
+    <w:p>
+      <w:pPr>
+        <w:pStyle w:val="29"/>
+        <w:ind w:left="0" w:leftChars="0" w:firstLine="0" w:firstLineChars="0"/>
+        <w:rPr>
+          <w:rFonts w:hint="default"/>
+          <w:highlight w:val="lightGray"/>
+          <w:lang w:val="en-US"/>
+        </w:rPr>
+      </w:pPr>
+      <w:r>
+        <w:rPr>
+          <w:rFonts w:hint="default"/>
+          <w:highlight w:val="lightGray"/>
+          <w:lang w:val="en-US"/>
+        </w:rPr>
+        <w:t>end</w:t>
+      </w:r>
+    </w:p>
+    <w:p>
+      <w:pPr>
+        <w:pStyle w:val="29"/>
+        <w:ind w:left="0" w:leftChars="0" w:firstLine="0" w:firstLineChars="0"/>
+        <w:rPr>
+          <w:rFonts w:hint="default"/>
+          <w:highlight w:val="lightGray"/>
+          <w:lang w:val="en-US"/>
+        </w:rPr>
+      </w:pPr>
+    </w:p>
+    <w:p>
+      <w:pPr>
+        <w:pStyle w:val="29"/>
+        <w:ind w:left="0" w:leftChars="0" w:firstLine="0" w:firstLineChars="0"/>
+        <w:rPr>
+          <w:rFonts w:hint="default"/>
+          <w:highlight w:val="lightGray"/>
+          <w:lang w:val="en-US"/>
+        </w:rPr>
+      </w:pPr>
+      <w:bookmarkStart w:id="0" w:name="_GoBack"/>
+      <w:bookmarkEnd w:id="0"/>
+    </w:p>
+    <w:p>
+      <w:pPr>
+        <w:pStyle w:val="29"/>
+        <w:ind w:left="0" w:leftChars="0" w:firstLine="0" w:firstLineChars="0"/>
+        <w:rPr>
+          <w:rFonts w:hint="default"/>
+          <w:lang w:val="en-US"/>
+        </w:rPr>
       </w:pPr>
     </w:p>
     <w:p>
